--- a/ProgramacaoInternet/Projeto-Semestre/Documentos/VetCare_Projeto-Corporativo.docx
+++ b/ProgramacaoInternet/Projeto-Semestre/Documentos/VetCare_Projeto-Corporativo.docx
@@ -366,12 +366,35 @@
         </w:rPr>
         <w:tab/>
       </w:r>
+      <w:proofErr w:type="spellStart"/>
       <w:r>
         <w:rPr>
           <w:rFonts w:ascii="Arial" w:hAnsi="Arial" w:cs="Arial"/>
           <w:sz w:val="20"/>
         </w:rPr>
-        <w:t>Andre Lima</w:t>
+        <w:t>Andre</w:t>
+      </w:r>
+      <w:proofErr w:type="spellEnd"/>
+      <w:r>
+        <w:rPr>
+          <w:rFonts w:ascii="Arial" w:hAnsi="Arial" w:cs="Arial"/>
+          <w:sz w:val="20"/>
+        </w:rPr>
+        <w:t xml:space="preserve"> </w:t>
+      </w:r>
+      <w:r>
+        <w:rPr>
+          <w:rFonts w:ascii="Arial" w:hAnsi="Arial" w:cs="Arial"/>
+          <w:sz w:val="20"/>
+        </w:rPr>
+        <w:t xml:space="preserve">dos Santos </w:t>
+      </w:r>
+      <w:r>
+        <w:rPr>
+          <w:rFonts w:ascii="Arial" w:hAnsi="Arial" w:cs="Arial"/>
+          <w:sz w:val="20"/>
+        </w:rPr>
+        <w:t>Lima</w:t>
       </w:r>
     </w:p>
     <w:p>
@@ -390,7 +413,21 @@
           <w:rFonts w:ascii="Arial" w:hAnsi="Arial" w:cs="Arial"/>
           <w:sz w:val="20"/>
         </w:rPr>
-        <w:t>Lucas Sousa</w:t>
+        <w:t xml:space="preserve">Lucas </w:t>
+      </w:r>
+      <w:r>
+        <w:rPr>
+          <w:rFonts w:ascii="Arial" w:hAnsi="Arial" w:cs="Arial"/>
+          <w:sz w:val="20"/>
+        </w:rPr>
+        <w:t xml:space="preserve">da Silva Pereira </w:t>
+      </w:r>
+      <w:r>
+        <w:rPr>
+          <w:rFonts w:ascii="Arial" w:hAnsi="Arial" w:cs="Arial"/>
+          <w:sz w:val="20"/>
+        </w:rPr>
+        <w:t>Sousa</w:t>
       </w:r>
     </w:p>
     <w:p>
@@ -409,7 +446,21 @@
           <w:rFonts w:ascii="Arial" w:hAnsi="Arial" w:cs="Arial"/>
           <w:sz w:val="20"/>
         </w:rPr>
-        <w:t>Isaac Lima</w:t>
+        <w:t>Isaac</w:t>
+      </w:r>
+      <w:r>
+        <w:rPr>
+          <w:rFonts w:ascii="Arial" w:hAnsi="Arial" w:cs="Arial"/>
+          <w:sz w:val="20"/>
+        </w:rPr>
+        <w:t xml:space="preserve"> Barros de</w:t>
+      </w:r>
+      <w:r>
+        <w:rPr>
+          <w:rFonts w:ascii="Arial" w:hAnsi="Arial" w:cs="Arial"/>
+          <w:sz w:val="20"/>
+        </w:rPr>
+        <w:t xml:space="preserve"> Lima</w:t>
       </w:r>
     </w:p>
     <w:p>
@@ -7590,18 +7641,6 @@
           <w:b/>
         </w:rPr>
       </w:pPr>
-    </w:p>
-    <w:p>
-      <w:pPr>
-        <w:pStyle w:val="Corpodetexto2"/>
-        <w:widowControl w:val="0"/>
-        <w:spacing w:line="240" w:lineRule="auto"/>
-        <w:jc w:val="both"/>
-        <w:rPr>
-          <w:rFonts w:ascii="Arial" w:hAnsi="Arial" w:cs="Arial"/>
-          <w:b/>
-        </w:rPr>
-      </w:pPr>
       <w:r>
         <w:rPr>
           <w:rFonts w:ascii="Arial" w:hAnsi="Arial" w:cs="Arial"/>
@@ -7609,18 +7648,10 @@
           <w:noProof/>
         </w:rPr>
         <w:drawing>
-          <wp:anchor distT="0" distB="0" distL="114300" distR="114300" simplePos="0" relativeHeight="251658240" behindDoc="0" locked="0" layoutInCell="1" allowOverlap="1" wp14:anchorId="1F6E3508" wp14:editId="61F529B4">
-            <wp:simplePos x="0" y="0"/>
-            <wp:positionH relativeFrom="column">
-              <wp:posOffset>9525</wp:posOffset>
-            </wp:positionH>
-            <wp:positionV relativeFrom="paragraph">
-              <wp:posOffset>25400</wp:posOffset>
-            </wp:positionV>
-            <wp:extent cx="8891905" cy="2896235"/>
-            <wp:effectExtent l="0" t="0" r="4445" b="0"/>
-            <wp:wrapNone/>
-            <wp:docPr id="1424468402" name="Imagem 14" descr="Linha do tempo&#10;&#10;Descrição gerada automaticamente com confiança média"/>
+          <wp:inline distT="0" distB="0" distL="0" distR="0" wp14:anchorId="43EF7FBA" wp14:editId="682CAE2B">
+            <wp:extent cx="8891905" cy="3305175"/>
+            <wp:effectExtent l="0" t="0" r="4445" b="9525"/>
+            <wp:docPr id="1081623023" name="Imagem 2"/>
             <wp:cNvGraphicFramePr>
               <a:graphicFrameLocks xmlns:a="http://schemas.openxmlformats.org/drawingml/2006/main" noChangeAspect="1"/>
             </wp:cNvGraphicFramePr>
@@ -7628,49 +7659,48 @@
               <a:graphicData uri="http://schemas.openxmlformats.org/drawingml/2006/picture">
                 <pic:pic xmlns:pic="http://schemas.openxmlformats.org/drawingml/2006/picture">
                   <pic:nvPicPr>
-                    <pic:cNvPr id="914446970" name="Imagem 14" descr="Linha do tempo&#10;&#10;Descrição gerada automaticamente com confiança média"/>
-                    <pic:cNvPicPr>
-                      <a:picLocks noChangeAspect="1" noChangeArrowheads="1"/>
-                    </pic:cNvPicPr>
+                    <pic:cNvPr id="1081623023" name="Imagem 1081623023"/>
+                    <pic:cNvPicPr/>
                   </pic:nvPicPr>
                   <pic:blipFill>
-                    <a:blip r:embed="rId12" cstate="print">
+                    <a:blip r:embed="rId12">
                       <a:extLst>
                         <a:ext uri="{28A0092B-C50C-407E-A947-70E740481C1C}">
                           <a14:useLocalDpi xmlns:a14="http://schemas.microsoft.com/office/drawing/2010/main" val="0"/>
                         </a:ext>
                       </a:extLst>
                     </a:blip>
-                    <a:srcRect b="39426"/>
                     <a:stretch>
                       <a:fillRect/>
                     </a:stretch>
                   </pic:blipFill>
-                  <pic:spPr bwMode="auto">
+                  <pic:spPr>
                     <a:xfrm>
                       <a:off x="0" y="0"/>
-                      <a:ext cx="8891905" cy="2896235"/>
+                      <a:ext cx="8891905" cy="3305175"/>
                     </a:xfrm>
                     <a:prstGeom prst="rect">
                       <a:avLst/>
                     </a:prstGeom>
-                    <a:noFill/>
-                    <a:ln>
-                      <a:noFill/>
-                    </a:ln>
                   </pic:spPr>
                 </pic:pic>
               </a:graphicData>
             </a:graphic>
-            <wp14:sizeRelH relativeFrom="page">
-              <wp14:pctWidth>0</wp14:pctWidth>
-            </wp14:sizeRelH>
-            <wp14:sizeRelV relativeFrom="page">
-              <wp14:pctHeight>0</wp14:pctHeight>
-            </wp14:sizeRelV>
-          </wp:anchor>
+          </wp:inline>
         </w:drawing>
       </w:r>
+    </w:p>
+    <w:p>
+      <w:pPr>
+        <w:pStyle w:val="Corpodetexto2"/>
+        <w:widowControl w:val="0"/>
+        <w:spacing w:line="240" w:lineRule="auto"/>
+        <w:jc w:val="both"/>
+        <w:rPr>
+          <w:rFonts w:ascii="Arial" w:hAnsi="Arial" w:cs="Arial"/>
+          <w:b/>
+        </w:rPr>
+      </w:pPr>
     </w:p>
     <w:p>
       <w:pPr>
@@ -12783,44 +12813,6 @@
             <w:t>VetCare</w:t>
           </w:r>
           <w:proofErr w:type="spellEnd"/>
-        </w:p>
-        <w:p>
-          <w:pPr>
-            <w:jc w:val="center"/>
-            <w:rPr>
-              <w:rFonts w:ascii="Arial" w:hAnsi="Arial" w:cs="Arial"/>
-              <w:b/>
-              <w:sz w:val="16"/>
-              <w:szCs w:val="16"/>
-            </w:rPr>
-          </w:pPr>
-          <w:r>
-            <w:rPr>
-              <w:rFonts w:ascii="Arial" w:hAnsi="Arial" w:cs="Arial"/>
-              <w:b/>
-              <w:sz w:val="16"/>
-              <w:szCs w:val="16"/>
-            </w:rPr>
-            <w:t>Sistema de Ge</w:t>
-          </w:r>
-          <w:r>
-            <w:rPr>
-              <w:rFonts w:ascii="Arial" w:hAnsi="Arial" w:cs="Arial"/>
-              <w:b/>
-              <w:sz w:val="16"/>
-              <w:szCs w:val="16"/>
-            </w:rPr>
-            <w:t>s</w:t>
-          </w:r>
-          <w:r>
-            <w:rPr>
-              <w:rFonts w:ascii="Arial" w:hAnsi="Arial" w:cs="Arial"/>
-              <w:b/>
-              <w:sz w:val="16"/>
-              <w:szCs w:val="16"/>
-            </w:rPr>
-            <w:t>tão para Clínicas Veterinárias</w:t>
-          </w:r>
         </w:p>
       </w:tc>
       <w:tc>
